--- a/1952.5/1952年5月30日，关于在“三反”运动的基础上进行整党建党工作的指示__LLM初注.docx
+++ b/1952.5/1952年5月30日，关于在“三反”运动的基础上进行整党建党工作的指示__LLM初注.docx
@@ -594,13 +594,23 @@
       </w:r>
     </w:p>
     <w:p>
+      <w:commentRangeStart w:id="0"/>
       <w:r>
         <w:t>1. 【需核】文中“60万青年团员”和“20%”等发展党员的统计数据是否准确，建议核对。</w:t>
       </w:r>
-    </w:p>
-    <w:p>
+      <w:commentRangeEnd w:id="0"/>
+      <w:r>
+        <w:commentReference w:id="0"/>
+      </w:r>
+    </w:p>
+    <w:p>
+      <w:commentRangeStart w:id="1"/>
       <w:r>
         <w:t>2. 【需核】“360万产业职工”、“150万店员”、“12万个新区乡村”等统计数据的出处需要核实。</w:t>
+      </w:r>
+      <w:commentRangeEnd w:id="1"/>
+      <w:r>
+        <w:commentReference w:id="1"/>
       </w:r>
     </w:p>
     <w:sectPr>
@@ -616,6 +626,25 @@
     </w:sectPr>
   </w:body>
 </w:document>
+</file>
+
+<file path=word/comments.xml><?xml version="1.0" encoding="utf-8"?>
+<w:comments xmlns:w="http://schemas.openxmlformats.org/wordprocessingml/2006/main">
+  <w:comment w:id="0" w:author="LLM初注待核" w:date="2026-07-05T15:07:28Z">
+    <w:p>
+      <w:r>
+        <w:t>【需核】文中“60万青年团员”和“20%”等发展党员的统计数据是否准确，建议核对。</w:t>
+      </w:r>
+    </w:p>
+  </w:comment>
+  <w:comment w:id="1" w:author="LLM初注待核" w:date="2026-07-05T15:07:28Z">
+    <w:p>
+      <w:r>
+        <w:t>【需核】“360万产业职工”、“150万店员”、“12万个新区乡村”等统计数据的出处需要核实。</w:t>
+      </w:r>
+    </w:p>
+  </w:comment>
+</w:comments>
 </file>
 
 <file path=word/footer1.xml><?xml version="1.0" encoding="utf-8"?>

--- a/1952.5/1952年5月30日，关于在“三反”运动的基础上进行整党建党工作的指示__LLM初注.docx
+++ b/1952.5/1952年5月30日，关于在“三反”运动的基础上进行整党建党工作的指示__LLM初注.docx
@@ -600,6 +600,9 @@
       </w:r>
       <w:commentRangeEnd w:id="0"/>
       <w:r>
+        <w:rPr>
+          <w:rStyle w:val="CommentReference"/>
+        </w:rPr>
         <w:commentReference w:id="0"/>
       </w:r>
     </w:p>
@@ -610,6 +613,9 @@
       </w:r>
       <w:commentRangeEnd w:id="1"/>
       <w:r>
+        <w:rPr>
+          <w:rStyle w:val="CommentReference"/>
+        </w:rPr>
         <w:commentReference w:id="1"/>
       </w:r>
     </w:p>
@@ -632,6 +638,9 @@
 <w:comments xmlns:w="http://schemas.openxmlformats.org/wordprocessingml/2006/main">
   <w:comment w:id="0" w:author="LLM初注待核" w:date="2026-07-05T15:07:28Z">
     <w:p>
+      <w:pPr>
+        <w:pStyle w:val="CommentText"/>
+      </w:pPr>
       <w:r>
         <w:t>【需核】文中“60万青年团员”和“20%”等发展党员的统计数据是否准确，建议核对。</w:t>
       </w:r>
@@ -639,6 +648,9 @@
   </w:comment>
   <w:comment w:id="1" w:author="LLM初注待核" w:date="2026-07-05T15:07:28Z">
     <w:p>
+      <w:pPr>
+        <w:pStyle w:val="CommentText"/>
+      </w:pPr>
       <w:r>
         <w:t>【需核】“360万产业职工”、“150万店员”、“12万个新区乡村”等统计数据的出处需要核实。</w:t>
       </w:r>

--- a/1952.5/1952年5月30日，关于在“三反”运动的基础上进行整党建党工作的指示__LLM初注.docx
+++ b/1952.5/1952年5月30日，关于在“三反”运动的基础上进行整党建党工作的指示__LLM初注.docx
@@ -41,11 +41,20 @@
       <w:r>
         <w:rPr>
           <w:rStyle w:val="FootnoteReference"/>
-        </w:rPr>
+          <w:vertAlign w:val="superscript"/>
+        </w:rPr>
+        <w:t>[</w:t>
         <w:footnoteReference w:id="4"/>
-      </w:r>
-      <w:r>
-        <w:rPr/>
+        <w:t>]</w:t>
+      </w:r>
+      <w:r>
+        <w:rPr>
+          <w:rFonts w:hint="eastAsia" w:ascii="黑体" w:hAnsi="黑体" w:eastAsia="黑体" w:cs="黑体"/>
+          <w:sz w:val="44"/>
+          <w:szCs w:val="44"/>
+          <w:vertAlign w:val="baseline"/>
+          <w:lang w:val="en-US" w:eastAsia="zh-CN"/>
+        </w:rPr>
         <w:t xml:space="preserve">的基础上进行整党建党工作的指示</w:t>
       </w:r>
       <w:bookmarkEnd w:id="0"/>
@@ -61,13 +70,16 @@
       </w:r>
       <w:r>
         <w:rPr>
+          <w:rStyle w:val="FootnoteReference"/>
           <w:rFonts w:hint="eastAsia" w:ascii="仿宋" w:hAnsi="仿宋" w:eastAsia="仿宋" w:cs="仿宋"/>
           <w:sz w:val="36"/>
           <w:szCs w:val="36"/>
           <w:vertAlign w:val="superscript"/>
           <w:lang w:val="en-US" w:eastAsia="zh-CN"/>
         </w:rPr>
+        <w:t>[</w:t>
         <w:footnoteReference w:id="0"/>
+        <w:t>]</w:t>
       </w:r>
       <w:r>
         <w:rPr>
@@ -215,11 +227,18 @@
       <w:r>
         <w:rPr>
           <w:rStyle w:val="FootnoteReference"/>
-        </w:rPr>
+          <w:vertAlign w:val="superscript"/>
+        </w:rPr>
+        <w:t>[</w:t>
         <w:footnoteReference w:id="5"/>
-      </w:r>
-      <w:r>
-        <w:rPr/>
+        <w:t>]</w:t>
+      </w:r>
+      <w:r>
+        <w:rPr>
+          <w:rFonts w:hint="eastAsia" w:ascii="仿宋" w:hAnsi="仿宋" w:eastAsia="仿宋"/>
+          <w:sz w:val="32"/>
+          <w:szCs w:val="32"/>
+        </w:rPr>
         <w:t xml:space="preserve">进行一次教育，是能够更好地提高所有党员的觉悟程度与改正某些党员的缺点和错误的。此项作法，在利用“三反”建设阶段的机会，所费时间并不很长而收效甚大。至于有些机关，目前因业务繁忙，时间紧迫，不可能抽出时间学习党员的8项标准，则应在“三反”运动的最后阶段中先解决党内的主要问题，如划清思想界限，清洗坏分子等。以后仍须抽出一定时间，进行党员标准的学习，以便普遍提高党员的觉悟程度与解决“三反”中尚未解决的问题。全国各级机关的整党工作，应争取在1952年内全部完成。</w:t>
       </w:r>
     </w:p>
@@ -258,11 +277,18 @@
       <w:r>
         <w:rPr>
           <w:rStyle w:val="FootnoteReference"/>
-        </w:rPr>
+          <w:vertAlign w:val="superscript"/>
+        </w:rPr>
+        <w:t>[</w:t>
         <w:footnoteReference w:id="9"/>
-      </w:r>
-      <w:r>
-        <w:rPr/>
+        <w:t>]</w:t>
+      </w:r>
+      <w:r>
+        <w:rPr>
+          <w:rFonts w:hint="eastAsia" w:ascii="仿宋" w:hAnsi="仿宋" w:eastAsia="仿宋"/>
+          <w:sz w:val="32"/>
+          <w:szCs w:val="32"/>
+        </w:rPr>
         <w:t xml:space="preserve">及其他优秀分子中，按接收新党员的手续，吸收20%的人入党，这是完全必要与可能的。</w:t>
       </w:r>
     </w:p>
@@ -301,41 +327,69 @@
       <w:r>
         <w:rPr>
           <w:rStyle w:val="FootnoteReference"/>
-        </w:rPr>
+          <w:vertAlign w:val="superscript"/>
+        </w:rPr>
+        <w:t>[</w:t>
         <w:footnoteReference w:id="6"/>
-      </w:r>
-      <w:r>
-        <w:rPr/>
+        <w:t>]</w:t>
+      </w:r>
+      <w:r>
+        <w:rPr>
+          <w:rFonts w:hint="eastAsia" w:ascii="仿宋" w:hAnsi="仿宋" w:eastAsia="仿宋"/>
+          <w:sz w:val="32"/>
+          <w:szCs w:val="32"/>
+        </w:rPr>
         <w:t>运动，大大地提高了工人、店员的觉悟程度。“目前首先应该着重在产业工人中吸收新党员与建立党的组织”的条件更加成熟。因此，应争取在一年之内随着工矿企业中的民主改革</w:t>
       </w:r>
       <w:r>
         <w:rPr>
           <w:rStyle w:val="FootnoteReference"/>
-        </w:rPr>
+          <w:vertAlign w:val="superscript"/>
+        </w:rPr>
+        <w:t>[</w:t>
         <w:footnoteReference w:id="7"/>
-      </w:r>
-      <w:r>
-        <w:rPr/>
+        <w:t>]</w:t>
+      </w:r>
+      <w:r>
+        <w:rPr>
+          <w:rFonts w:hint="eastAsia" w:ascii="仿宋" w:hAnsi="仿宋" w:eastAsia="仿宋"/>
+          <w:sz w:val="32"/>
+          <w:szCs w:val="32"/>
+        </w:rPr>
         <w:t>、生产改行以及增产节约</w:t>
       </w:r>
       <w:r>
         <w:rPr>
           <w:rStyle w:val="FootnoteReference"/>
-        </w:rPr>
+          <w:vertAlign w:val="superscript"/>
+        </w:rPr>
+        <w:t>[</w:t>
         <w:footnoteReference w:id="8"/>
-      </w:r>
-      <w:r>
-        <w:rPr/>
+        <w:t>]</w:t>
+      </w:r>
+      <w:r>
+        <w:rPr>
+          <w:rFonts w:hint="eastAsia" w:ascii="仿宋" w:hAnsi="仿宋" w:eastAsia="仿宋"/>
+          <w:sz w:val="32"/>
+          <w:szCs w:val="32"/>
+        </w:rPr>
         <w:t>、生产竞赛等运动，有领导、有计划地分批接收工人、店员中的优秀分子40万人入党。具体要求：有全国360万产业职工中接收10%，150万店员中接收3%。至于全国现有工、矿、企业中的近2万个党的基层组织，仍须在“三反”“五反”的基础上进一步提高所有党员的条件。在城市集中的条件下，应采取轮训或业余训练的办法，学习党员的8项标准，并根据第一次全国组织工作会议</w:t>
       </w:r>
       <w:r>
         <w:rPr>
           <w:rStyle w:val="FootnoteReference"/>
-        </w:rPr>
+          <w:vertAlign w:val="superscript"/>
+        </w:rPr>
+        <w:t>[</w:t>
         <w:footnoteReference w:id="14"/>
-      </w:r>
-      <w:r>
-        <w:rPr/>
+        <w:t>]</w:t>
+      </w:r>
+      <w:r>
+        <w:rPr>
+          <w:rFonts w:hint="eastAsia" w:ascii="仿宋" w:hAnsi="仿宋" w:eastAsia="仿宋"/>
+          <w:sz w:val="32"/>
+          <w:szCs w:val="32"/>
+        </w:rPr>
         <w:t xml:space="preserve">的精神，清除混入党内的阶级异己分子，妥善地处理丧失党员条件及不够党员条件的党员。争取在今年内，使所有工、矿、企业中党的基层组织完成整党计划，达到整党的目的与要求。</w:t>
       </w:r>
     </w:p>
@@ -374,31 +428,52 @@
       <w:r>
         <w:rPr>
           <w:rStyle w:val="FootnoteReference"/>
-        </w:rPr>
+          <w:vertAlign w:val="superscript"/>
+        </w:rPr>
+        <w:t>[</w:t>
         <w:footnoteReference w:id="10"/>
-      </w:r>
-      <w:r>
-        <w:rPr/>
+        <w:t>]</w:t>
+      </w:r>
+      <w:r>
+        <w:rPr>
+          <w:rFonts w:hint="eastAsia" w:ascii="仿宋" w:hAnsi="仿宋" w:eastAsia="仿宋"/>
+          <w:sz w:val="32"/>
+          <w:szCs w:val="32"/>
+        </w:rPr>
         <w:t>、思想改造以及此次的“三反”运动，情况已大为改变。高等学校的学生群众与大、中、小学的大部教职员，在思想上和政治上日渐提高，尤其是在批判资产阶级思想与清理“中层”</w:t>
       </w:r>
       <w:r>
         <w:rPr>
           <w:rStyle w:val="FootnoteReference"/>
-        </w:rPr>
+          <w:vertAlign w:val="superscript"/>
+        </w:rPr>
+        <w:t>[</w:t>
         <w:footnoteReference w:id="11"/>
-      </w:r>
-      <w:r>
-        <w:rPr/>
+        <w:t>]</w:t>
+      </w:r>
+      <w:r>
+        <w:rPr>
+          <w:rFonts w:hint="eastAsia" w:ascii="仿宋" w:hAnsi="仿宋" w:eastAsia="仿宋"/>
+          <w:sz w:val="32"/>
+          <w:szCs w:val="32"/>
+        </w:rPr>
         <w:t>运动中，涌现出大批的青年优秀积极分子。这些积极分子，在不断地斗争中，提高了阶级觉悟，更加相信共产主义，于是纷纷要求入党。对于这批经过锻炼的革命知识分子，如果采取不敢或不肯接收入党的关门主义</w:t>
       </w:r>
       <w:r>
         <w:rPr>
           <w:rStyle w:val="FootnoteReference"/>
-        </w:rPr>
+          <w:vertAlign w:val="superscript"/>
+        </w:rPr>
+        <w:t>[</w:t>
         <w:footnoteReference w:id="12"/>
-      </w:r>
-      <w:r>
-        <w:rPr/>
+        <w:t>]</w:t>
+      </w:r>
+      <w:r>
+        <w:rPr>
+          <w:rFonts w:hint="eastAsia" w:ascii="仿宋" w:hAnsi="仿宋" w:eastAsia="仿宋"/>
+          <w:sz w:val="32"/>
+          <w:szCs w:val="32"/>
+        </w:rPr>
         <w:t xml:space="preserve">的态度，是错误的。为此，在一年之内要求：在各学校的“三反”、思想改造和清理“中层”之后，在大学生中接收10%的人入党；在大、中、小学的教职员中接收3%的人入党。这样在学校中积极地进行发展党员的工作，才能加强党在学校教育工作中的思想领导与组织领导，巩固和扩大学校教育中马克思列宁主义的阵地，贯彻学校教育的改革工作，更好地、更多地为国家培养建设人才。</w:t>
       </w:r>
     </w:p>
@@ -437,11 +512,18 @@
       <w:r>
         <w:rPr>
           <w:rStyle w:val="FootnoteReference"/>
-        </w:rPr>
+          <w:vertAlign w:val="superscript"/>
+        </w:rPr>
+        <w:t>[</w:t>
         <w:footnoteReference w:id="13"/>
-      </w:r>
-      <w:r>
-        <w:rPr/>
+        <w:t>]</w:t>
+      </w:r>
+      <w:r>
+        <w:rPr>
+          <w:rFonts w:hint="eastAsia" w:ascii="仿宋" w:hAnsi="仿宋" w:eastAsia="仿宋"/>
+          <w:sz w:val="32"/>
+          <w:szCs w:val="32"/>
+        </w:rPr>
         <w:t xml:space="preserve">等项工作，在老区的农村中则须进行整党建党工作。因此，在农村中的“三反”以从县区机关的“三反”和整党建党工作，必须和上述各项工作密切地结合起来进行，而不要分裂开来进行。为此，各级党委必须立即准备并作适当的布置，以便能够在秋征以后有计划有步骤地去进行上述各项工作。县区乡3级脱离生产的干部，除开担任生产和城乡交流的财经工作干部仍应全力照常工作外，担任党务及土改工作的干部凡可抽出者，应即抽出，适当地分批集中，在新区，以准备秋后土改成土改复查及民主建政和建党等项工作为目标，在老区，以准备秋后整党建党工作为目标，进行一个时期的整训，并在这种整训中抽出10天至20天的时间进行“三反”，解决集训的绝大多数干部的“三反”问题，少数问题严重而复杂的干部则由地委集中另行处理。担任财经工作干部的整训和“三反”，则待以后另行办理。如此，可以准备好今年秋后乡村中的工作。乡村中的“三反”（中央将另发指示），在老区应在整党中进行，即由整党工作队领导在党内以批评自我批评的方式进行（可吸收群众中少数积极分子参加），而不在群众中进行，在新区乡村中的“三反”，则在土改或土改复查及民主建政中采用整风、审查鉴定干部、改善干群关系的方式进行，不单独提出，三反”的口号。如此，方能使乡村中的“三反”及整党建党和其他各项工作均能配合进行，否则，必致互相妨碍，使今年在乡村中的许多重要工作受到损失。在老区乡村中，根据全国组织工作会议的方针和政策完成整党，清除坏分子并令那些不够条件的党员退党以后，应在那些必要而有条件的乡村中接收一些新党员，因为不少乡村党的组织在调出若干优秀党员后，它的积极性大为减弱，必须吸收一些新的积极的成份，方能振作起来。在新区乡村中，在完成土改复查及民主建政后，应在积极分子中进行党员8项标准教育，并接收那些愿为党员8项标准而努力上进的优秀分子入党，在一般新区农村中，应有5个党员以上（一般不超过10人）的支部，才能加强党对农民群众的领导作用与农村中各项建设工作。全国有12万个新区乡村，还有2万个老区乡村没有党的组织，应争取在今后一年内建立党的组织，此外，在老区已有党的组织的乡村中还应接收一些党员。如此，在农村中要接收将近100万党员。这是必须认真地进行许多工作才能作好的。</w:t>
       </w:r>
     </w:p>

--- a/1952.5/1952年5月30日，关于在“三反”运动的基础上进行整党建党工作的指示__LLM初注.docx
+++ b/1952.5/1952年5月30日，关于在“三反”运动的基础上进行整党建党工作的指示__LLM初注.docx
@@ -43,9 +43,16 @@
           <w:rStyle w:val="FootnoteReference"/>
           <w:vertAlign w:val="superscript"/>
         </w:rPr>
-        <w:t>[</w:t>
+        <w:t>[1]</w:t>
+      </w:r>
+      <w:r>
+        <w:rPr>
+          <w:rStyle w:val="FootnoteReference"/>
+          <w:vertAlign w:val="superscript"/>
+          <w:vanish/>
+          <w:specVanish/>
+        </w:rPr>
         <w:footnoteReference w:id="4"/>
-        <w:t>]</w:t>
       </w:r>
       <w:r>
         <w:rPr>
@@ -60,36 +67,19 @@
       <w:bookmarkEnd w:id="0"/>
       <w:r>
         <w:rPr>
-          <w:rFonts w:hint="eastAsia" w:ascii="仿宋" w:hAnsi="仿宋" w:eastAsia="仿宋" w:cs="仿宋"/>
-          <w:sz w:val="36"/>
-          <w:szCs w:val="36"/>
-          <w:vertAlign w:val="superscript"/>
-          <w:lang w:val="en-US" w:eastAsia="zh-CN"/>
-        </w:rPr>
-        <w:t>[</w:t>
-      </w:r>
-      <w:r>
-        <w:rPr>
-          <w:rStyle w:val="FootnoteReference"/>
-          <w:rFonts w:hint="eastAsia" w:ascii="仿宋" w:hAnsi="仿宋" w:eastAsia="仿宋" w:cs="仿宋"/>
-          <w:sz w:val="36"/>
-          <w:szCs w:val="36"/>
-          <w:vertAlign w:val="superscript"/>
-          <w:lang w:val="en-US" w:eastAsia="zh-CN"/>
-        </w:rPr>
-        <w:t>[</w:t>
+          <w:rStyle w:val="FootnoteReference"/>
+          <w:vertAlign w:val="superscript"/>
+        </w:rPr>
+        <w:t>[2]</w:t>
+      </w:r>
+      <w:r>
+        <w:rPr>
+          <w:rStyle w:val="FootnoteReference"/>
+          <w:vertAlign w:val="superscript"/>
+          <w:vanish/>
+          <w:specVanish/>
+        </w:rPr>
         <w:footnoteReference w:id="0"/>
-        <w:t>]</w:t>
-      </w:r>
-      <w:r>
-        <w:rPr>
-          <w:rFonts w:hint="eastAsia" w:ascii="仿宋" w:hAnsi="仿宋" w:eastAsia="仿宋" w:cs="仿宋"/>
-          <w:sz w:val="36"/>
-          <w:szCs w:val="36"/>
-          <w:vertAlign w:val="superscript"/>
-          <w:lang w:val="en-US" w:eastAsia="zh-CN"/>
-        </w:rPr>
-        <w:t>]</w:t>
       </w:r>
     </w:p>
     <w:p>
@@ -229,9 +219,16 @@
           <w:rStyle w:val="FootnoteReference"/>
           <w:vertAlign w:val="superscript"/>
         </w:rPr>
-        <w:t>[</w:t>
+        <w:t>[3]</w:t>
+      </w:r>
+      <w:r>
+        <w:rPr>
+          <w:rStyle w:val="FootnoteReference"/>
+          <w:vertAlign w:val="superscript"/>
+          <w:vanish/>
+          <w:specVanish/>
+        </w:rPr>
         <w:footnoteReference w:id="5"/>
-        <w:t>]</w:t>
       </w:r>
       <w:r>
         <w:rPr>
@@ -279,9 +276,16 @@
           <w:rStyle w:val="FootnoteReference"/>
           <w:vertAlign w:val="superscript"/>
         </w:rPr>
-        <w:t>[</w:t>
+        <w:t>[4]</w:t>
+      </w:r>
+      <w:r>
+        <w:rPr>
+          <w:rStyle w:val="FootnoteReference"/>
+          <w:vertAlign w:val="superscript"/>
+          <w:vanish/>
+          <w:specVanish/>
+        </w:rPr>
         <w:footnoteReference w:id="9"/>
-        <w:t>]</w:t>
       </w:r>
       <w:r>
         <w:rPr>
@@ -329,9 +333,16 @@
           <w:rStyle w:val="FootnoteReference"/>
           <w:vertAlign w:val="superscript"/>
         </w:rPr>
-        <w:t>[</w:t>
+        <w:t>[5]</w:t>
+      </w:r>
+      <w:r>
+        <w:rPr>
+          <w:rStyle w:val="FootnoteReference"/>
+          <w:vertAlign w:val="superscript"/>
+          <w:vanish/>
+          <w:specVanish/>
+        </w:rPr>
         <w:footnoteReference w:id="6"/>
-        <w:t>]</w:t>
       </w:r>
       <w:r>
         <w:rPr>
@@ -346,9 +357,16 @@
           <w:rStyle w:val="FootnoteReference"/>
           <w:vertAlign w:val="superscript"/>
         </w:rPr>
-        <w:t>[</w:t>
+        <w:t>[6]</w:t>
+      </w:r>
+      <w:r>
+        <w:rPr>
+          <w:rStyle w:val="FootnoteReference"/>
+          <w:vertAlign w:val="superscript"/>
+          <w:vanish/>
+          <w:specVanish/>
+        </w:rPr>
         <w:footnoteReference w:id="7"/>
-        <w:t>]</w:t>
       </w:r>
       <w:r>
         <w:rPr>
@@ -363,9 +381,16 @@
           <w:rStyle w:val="FootnoteReference"/>
           <w:vertAlign w:val="superscript"/>
         </w:rPr>
-        <w:t>[</w:t>
+        <w:t>[7]</w:t>
+      </w:r>
+      <w:r>
+        <w:rPr>
+          <w:rStyle w:val="FootnoteReference"/>
+          <w:vertAlign w:val="superscript"/>
+          <w:vanish/>
+          <w:specVanish/>
+        </w:rPr>
         <w:footnoteReference w:id="8"/>
-        <w:t>]</w:t>
       </w:r>
       <w:r>
         <w:rPr>
@@ -380,9 +405,16 @@
           <w:rStyle w:val="FootnoteReference"/>
           <w:vertAlign w:val="superscript"/>
         </w:rPr>
-        <w:t>[</w:t>
+        <w:t>[8]</w:t>
+      </w:r>
+      <w:r>
+        <w:rPr>
+          <w:rStyle w:val="FootnoteReference"/>
+          <w:vertAlign w:val="superscript"/>
+          <w:vanish/>
+          <w:specVanish/>
+        </w:rPr>
         <w:footnoteReference w:id="14"/>
-        <w:t>]</w:t>
       </w:r>
       <w:r>
         <w:rPr>
@@ -430,9 +462,16 @@
           <w:rStyle w:val="FootnoteReference"/>
           <w:vertAlign w:val="superscript"/>
         </w:rPr>
-        <w:t>[</w:t>
+        <w:t>[9]</w:t>
+      </w:r>
+      <w:r>
+        <w:rPr>
+          <w:rStyle w:val="FootnoteReference"/>
+          <w:vertAlign w:val="superscript"/>
+          <w:vanish/>
+          <w:specVanish/>
+        </w:rPr>
         <w:footnoteReference w:id="10"/>
-        <w:t>]</w:t>
       </w:r>
       <w:r>
         <w:rPr>
@@ -447,9 +486,16 @@
           <w:rStyle w:val="FootnoteReference"/>
           <w:vertAlign w:val="superscript"/>
         </w:rPr>
-        <w:t>[</w:t>
+        <w:t>[10]</w:t>
+      </w:r>
+      <w:r>
+        <w:rPr>
+          <w:rStyle w:val="FootnoteReference"/>
+          <w:vertAlign w:val="superscript"/>
+          <w:vanish/>
+          <w:specVanish/>
+        </w:rPr>
         <w:footnoteReference w:id="11"/>
-        <w:t>]</w:t>
       </w:r>
       <w:r>
         <w:rPr>
@@ -464,9 +510,16 @@
           <w:rStyle w:val="FootnoteReference"/>
           <w:vertAlign w:val="superscript"/>
         </w:rPr>
-        <w:t>[</w:t>
+        <w:t>[11]</w:t>
+      </w:r>
+      <w:r>
+        <w:rPr>
+          <w:rStyle w:val="FootnoteReference"/>
+          <w:vertAlign w:val="superscript"/>
+          <w:vanish/>
+          <w:specVanish/>
+        </w:rPr>
         <w:footnoteReference w:id="12"/>
-        <w:t>]</w:t>
       </w:r>
       <w:r>
         <w:rPr>
@@ -514,9 +567,16 @@
           <w:rStyle w:val="FootnoteReference"/>
           <w:vertAlign w:val="superscript"/>
         </w:rPr>
-        <w:t>[</w:t>
+        <w:t>[12]</w:t>
+      </w:r>
+      <w:r>
+        <w:rPr>
+          <w:rStyle w:val="FootnoteReference"/>
+          <w:vertAlign w:val="superscript"/>
+          <w:vanish/>
+          <w:specVanish/>
+        </w:rPr>
         <w:footnoteReference w:id="13"/>
-        <w:t>]</w:t>
       </w:r>
       <w:r>
         <w:rPr>
@@ -872,33 +932,9 @@
       </w:pPr>
       <w:r>
         <w:rPr>
-          <w:rFonts w:hint="eastAsia" w:asciiTheme="minorEastAsia" w:hAnsiTheme="minorEastAsia" w:eastAsiaTheme="minorEastAsia" w:cstheme="minorBidi"/>
-          <w:kern w:val="2"/>
-          <w:sz w:val="21"/>
-          <w:szCs w:val="21"/>
-          <w:lang w:val="en-US" w:eastAsia="zh-CN" w:bidi="ar-SA"/>
-        </w:rPr>
-        <w:t>[</w:t>
-      </w:r>
-      <w:r>
-        <w:rPr>
-          <w:rFonts w:hint="eastAsia" w:asciiTheme="minorEastAsia" w:hAnsiTheme="minorEastAsia" w:eastAsiaTheme="minorEastAsia" w:cstheme="minorBidi"/>
-          <w:kern w:val="2"/>
-          <w:sz w:val="21"/>
-          <w:szCs w:val="21"/>
-          <w:lang w:val="en-US" w:eastAsia="zh-CN" w:bidi="ar-SA"/>
-        </w:rPr>
-        <w:footnoteRef/>
-      </w:r>
-      <w:r>
-        <w:rPr>
-          <w:rFonts w:hint="eastAsia" w:asciiTheme="minorEastAsia" w:hAnsiTheme="minorEastAsia" w:eastAsiaTheme="minorEastAsia" w:cstheme="minorBidi"/>
-          <w:kern w:val="2"/>
-          <w:sz w:val="21"/>
-          <w:szCs w:val="21"/>
-          <w:lang w:val="en-US" w:eastAsia="zh-CN" w:bidi="ar-SA"/>
-        </w:rPr>
-        <w:t>]</w:t>
+          <w:rStyle w:val="FootnoteReference"/>
+        </w:rPr>
+        <w:t>[2]</w:t>
       </w:r>
       <w:r>
         <w:rPr>
@@ -965,13 +1001,9 @@
       </w:pPr>
       <w:r>
         <w:rPr>
-          <w:rFonts w:asciiTheme="minorEastAsia" w:hAnsiTheme="minorEastAsia" w:eastAsiaTheme="minorEastAsia" w:cstheme="minorBidi"/>
-          <w:kern w:val="2"/>
-          <w:sz w:val="21"/>
-          <w:szCs w:val="21"/>
-          <w:lang w:val="en-US" w:eastAsia="zh-CN" w:bidi="ar-SA"/>
-        </w:rPr>
-        <w:footnoteRef/>
+          <w:rStyle w:val="FootnoteReference"/>
+        </w:rPr>
+        <w:t>[1]</w:t>
       </w:r>
       <w:r>
         <w:rPr>
@@ -998,13 +1030,9 @@
       </w:pPr>
       <w:r>
         <w:rPr>
-          <w:rFonts w:asciiTheme="minorEastAsia" w:hAnsiTheme="minorEastAsia" w:eastAsiaTheme="minorEastAsia" w:cstheme="minorBidi"/>
-          <w:kern w:val="2"/>
-          <w:sz w:val="21"/>
-          <w:szCs w:val="21"/>
-          <w:lang w:val="en-US" w:eastAsia="zh-CN" w:bidi="ar-SA"/>
-        </w:rPr>
-        <w:footnoteRef/>
+          <w:rStyle w:val="FootnoteReference"/>
+        </w:rPr>
+        <w:t>[3]</w:t>
       </w:r>
       <w:r>
         <w:rPr>
@@ -1031,13 +1059,9 @@
       </w:pPr>
       <w:r>
         <w:rPr>
-          <w:rFonts w:asciiTheme="minorEastAsia" w:hAnsiTheme="minorEastAsia" w:eastAsiaTheme="minorEastAsia" w:cstheme="minorBidi"/>
-          <w:kern w:val="2"/>
-          <w:sz w:val="21"/>
-          <w:szCs w:val="21"/>
-          <w:lang w:val="en-US" w:eastAsia="zh-CN" w:bidi="ar-SA"/>
-        </w:rPr>
-        <w:footnoteRef/>
+          <w:rStyle w:val="FootnoteReference"/>
+        </w:rPr>
+        <w:t>[5]</w:t>
       </w:r>
       <w:r>
         <w:rPr>
@@ -1064,13 +1088,9 @@
       </w:pPr>
       <w:r>
         <w:rPr>
-          <w:rFonts w:asciiTheme="minorEastAsia" w:hAnsiTheme="minorEastAsia" w:eastAsiaTheme="minorEastAsia" w:cstheme="minorBidi"/>
-          <w:kern w:val="2"/>
-          <w:sz w:val="21"/>
-          <w:szCs w:val="21"/>
-          <w:lang w:val="en-US" w:eastAsia="zh-CN" w:bidi="ar-SA"/>
-        </w:rPr>
-        <w:footnoteRef/>
+          <w:rStyle w:val="FootnoteReference"/>
+        </w:rPr>
+        <w:t>[6]</w:t>
       </w:r>
       <w:r>
         <w:rPr>
@@ -1097,13 +1117,9 @@
       </w:pPr>
       <w:r>
         <w:rPr>
-          <w:rFonts w:asciiTheme="minorEastAsia" w:hAnsiTheme="minorEastAsia" w:eastAsiaTheme="minorEastAsia" w:cstheme="minorBidi"/>
-          <w:kern w:val="2"/>
-          <w:sz w:val="21"/>
-          <w:szCs w:val="21"/>
-          <w:lang w:val="en-US" w:eastAsia="zh-CN" w:bidi="ar-SA"/>
-        </w:rPr>
-        <w:footnoteRef/>
+          <w:rStyle w:val="FootnoteReference"/>
+        </w:rPr>
+        <w:t>[7]</w:t>
       </w:r>
       <w:r>
         <w:rPr>
@@ -1130,13 +1146,9 @@
       </w:pPr>
       <w:r>
         <w:rPr>
-          <w:rFonts w:asciiTheme="minorEastAsia" w:hAnsiTheme="minorEastAsia" w:eastAsiaTheme="minorEastAsia" w:cstheme="minorBidi"/>
-          <w:kern w:val="2"/>
-          <w:sz w:val="21"/>
-          <w:szCs w:val="21"/>
-          <w:lang w:val="en-US" w:eastAsia="zh-CN" w:bidi="ar-SA"/>
-        </w:rPr>
-        <w:footnoteRef/>
+          <w:rStyle w:val="FootnoteReference"/>
+        </w:rPr>
+        <w:t>[4]</w:t>
       </w:r>
       <w:r>
         <w:rPr>
@@ -1163,13 +1175,9 @@
       </w:pPr>
       <w:r>
         <w:rPr>
-          <w:rFonts w:asciiTheme="minorEastAsia" w:hAnsiTheme="minorEastAsia" w:eastAsiaTheme="minorEastAsia" w:cstheme="minorBidi"/>
-          <w:kern w:val="2"/>
-          <w:sz w:val="21"/>
-          <w:szCs w:val="21"/>
-          <w:lang w:val="en-US" w:eastAsia="zh-CN" w:bidi="ar-SA"/>
-        </w:rPr>
-        <w:footnoteRef/>
+          <w:rStyle w:val="FootnoteReference"/>
+        </w:rPr>
+        <w:t>[9]</w:t>
       </w:r>
       <w:r>
         <w:rPr>
@@ -1196,13 +1204,9 @@
       </w:pPr>
       <w:r>
         <w:rPr>
-          <w:rFonts w:asciiTheme="minorEastAsia" w:hAnsiTheme="minorEastAsia" w:eastAsiaTheme="minorEastAsia" w:cstheme="minorBidi"/>
-          <w:kern w:val="2"/>
-          <w:sz w:val="21"/>
-          <w:szCs w:val="21"/>
-          <w:lang w:val="en-US" w:eastAsia="zh-CN" w:bidi="ar-SA"/>
-        </w:rPr>
-        <w:footnoteRef/>
+          <w:rStyle w:val="FootnoteReference"/>
+        </w:rPr>
+        <w:t>[10]</w:t>
       </w:r>
       <w:r>
         <w:rPr>
@@ -1229,13 +1233,9 @@
       </w:pPr>
       <w:r>
         <w:rPr>
-          <w:rFonts w:asciiTheme="minorEastAsia" w:hAnsiTheme="minorEastAsia" w:eastAsiaTheme="minorEastAsia" w:cstheme="minorBidi"/>
-          <w:kern w:val="2"/>
-          <w:sz w:val="21"/>
-          <w:szCs w:val="21"/>
-          <w:lang w:val="en-US" w:eastAsia="zh-CN" w:bidi="ar-SA"/>
-        </w:rPr>
-        <w:footnoteRef/>
+          <w:rStyle w:val="FootnoteReference"/>
+        </w:rPr>
+        <w:t>[11]</w:t>
       </w:r>
       <w:r>
         <w:rPr>
@@ -1262,13 +1262,9 @@
       </w:pPr>
       <w:r>
         <w:rPr>
-          <w:rFonts w:asciiTheme="minorEastAsia" w:hAnsiTheme="minorEastAsia" w:eastAsiaTheme="minorEastAsia" w:cstheme="minorBidi"/>
-          <w:kern w:val="2"/>
-          <w:sz w:val="21"/>
-          <w:szCs w:val="21"/>
-          <w:lang w:val="en-US" w:eastAsia="zh-CN" w:bidi="ar-SA"/>
-        </w:rPr>
-        <w:footnoteRef/>
+          <w:rStyle w:val="FootnoteReference"/>
+        </w:rPr>
+        <w:t>[12]</w:t>
       </w:r>
       <w:r>
         <w:rPr>
@@ -1295,13 +1291,9 @@
       </w:pPr>
       <w:r>
         <w:rPr>
-          <w:rFonts w:asciiTheme="minorEastAsia" w:hAnsiTheme="minorEastAsia" w:eastAsiaTheme="minorEastAsia" w:cstheme="minorBidi"/>
-          <w:kern w:val="2"/>
-          <w:sz w:val="21"/>
-          <w:szCs w:val="21"/>
-          <w:lang w:val="en-US" w:eastAsia="zh-CN" w:bidi="ar-SA"/>
-        </w:rPr>
-        <w:footnoteRef/>
+          <w:rStyle w:val="FootnoteReference"/>
+        </w:rPr>
+        <w:t>[8]</w:t>
       </w:r>
       <w:r>
         <w:rPr>
